--- a/Assignment2/Figures/Team_effort_distribution_template.docx
+++ b/Assignment2/Figures/Team_effort_distribution_template.docx
@@ -197,138 +197,52 @@
         <w:rPr>
           <w:lang w:val="en-US"/>
         </w:rPr>
-        <w:t xml:space="preserve">Alara Karadeniz was responsible for the coding </w:t>
-      </w:r>
-      <w:r>
-        <w:rPr>
-          <w:lang w:val="en-US"/>
-        </w:rPr>
-        <w:t xml:space="preserve">and all writing that involves the </w:t>
-      </w:r>
-      <w:r>
-        <w:rPr>
-          <w:lang w:val="en-US"/>
-        </w:rPr>
-        <w:t xml:space="preserve">Monte Carlo DLA </w:t>
-      </w:r>
-      <w:r>
-        <w:rPr>
-          <w:lang w:val="en-US"/>
-        </w:rPr>
-        <w:t xml:space="preserve">(2.2 </w:t>
-      </w:r>
-      <w:proofErr w:type="gramStart"/>
-      <w:r>
-        <w:rPr>
-          <w:lang w:val="en-US"/>
-        </w:rPr>
-        <w:t>C,D</w:t>
-      </w:r>
-      <w:proofErr w:type="gramEnd"/>
-      <w:r>
-        <w:rPr>
-          <w:lang w:val="en-US"/>
-        </w:rPr>
-        <w:t xml:space="preserve"> in the assignment</w:t>
-      </w:r>
-      <w:r>
-        <w:rPr>
-          <w:lang w:val="en-US"/>
-        </w:rPr>
-        <w:t>) as well as question 2.1 B. In addition, she was responsible for most of the README file.</w:t>
-      </w:r>
-    </w:p>
-    <w:p>
-      <w:pPr>
-        <w:rPr>
-          <w:lang w:val="en-US"/>
-        </w:rPr>
-      </w:pPr>
-    </w:p>
-    <w:p>
-      <w:pPr>
-        <w:rPr>
-          <w:lang w:val="en-US"/>
-        </w:rPr>
-      </w:pPr>
-      <w:r>
-        <w:rPr>
-          <w:lang w:val="en-US"/>
-        </w:rPr>
-        <w:t xml:space="preserve">Sooriya </w:t>
-      </w:r>
-      <w:proofErr w:type="spellStart"/>
-      <w:r>
-        <w:rPr>
-          <w:lang w:val="en-US"/>
-        </w:rPr>
-        <w:t>Karunaharan</w:t>
-      </w:r>
-      <w:proofErr w:type="spellEnd"/>
-      <w:r>
-        <w:rPr>
-          <w:lang w:val="en-US"/>
-        </w:rPr>
-        <w:t xml:space="preserve"> </w:t>
-      </w:r>
-      <w:r>
-        <w:rPr>
-          <w:lang w:val="en-US"/>
-        </w:rPr>
-        <w:t>was responsible for the coding and all writing that involves the Monte Carlo</w:t>
-      </w:r>
-      <w:r>
-        <w:rPr>
-          <w:lang w:val="en-US"/>
-        </w:rPr>
-        <w:t xml:space="preserve"> </w:t>
-      </w:r>
-      <w:r>
-        <w:rPr>
-          <w:lang w:val="en-US"/>
-        </w:rPr>
-        <w:t xml:space="preserve">(part </w:t>
-      </w:r>
-      <w:proofErr w:type="gramStart"/>
-      <w:r>
-        <w:rPr>
-          <w:lang w:val="en-US"/>
-        </w:rPr>
-        <w:t>2.</w:t>
-      </w:r>
-      <w:r>
-        <w:rPr>
-          <w:lang w:val="en-US"/>
-        </w:rPr>
-        <w:t xml:space="preserve">1A </w:t>
-      </w:r>
-      <w:r>
-        <w:rPr>
-          <w:lang w:val="en-US"/>
-        </w:rPr>
-        <w:t xml:space="preserve"> in</w:t>
-      </w:r>
-      <w:proofErr w:type="gramEnd"/>
-      <w:r>
-        <w:rPr>
-          <w:lang w:val="en-US"/>
-        </w:rPr>
-        <w:t xml:space="preserve"> the assignment). In addition, she was responsible for most of the README file.</w:t>
-      </w:r>
-    </w:p>
-    <w:p>
-      <w:pPr>
-        <w:rPr>
-          <w:lang w:val="en-US"/>
-        </w:rPr>
-      </w:pPr>
-    </w:p>
-    <w:p>
-      <w:pPr>
-        <w:rPr>
-          <w:lang w:val="en-US"/>
-        </w:rPr>
-      </w:pPr>
+        <w:t xml:space="preserve">Alara Karadeniz was responsible for the coding and all writing that involves the Monte Carlo DLA (2.2 C,D in the assignment) as well as </w:t>
+      </w:r>
+      <w:r>
+        <w:rPr>
+          <w:lang w:val="en-US"/>
+        </w:rPr>
+        <w:t>the conclusion</w:t>
+      </w:r>
+      <w:r>
+        <w:rPr>
+          <w:lang w:val="en-US"/>
+        </w:rPr>
+        <w:t>. In addition, she was responsible for most of the README file.</w:t>
+      </w:r>
+    </w:p>
+    <w:p>
+      <w:pPr>
+        <w:rPr>
+          <w:lang w:val="en-US"/>
+        </w:rPr>
+      </w:pPr>
+    </w:p>
+    <w:p>
+      <w:pPr>
+        <w:rPr>
+          <w:lang w:val="en-US"/>
+        </w:rPr>
+      </w:pPr>
+      <w:r>
+        <w:rPr>
+          <w:lang w:val="en-US"/>
+        </w:rPr>
+        <w:t xml:space="preserve">Sooriya Karunaharan was responsible for the coding and all writing that involves the </w:t>
+      </w:r>
+      <w:r>
+        <w:rPr>
+          <w:lang w:val="en-US"/>
+        </w:rPr>
+        <w:t>DLA SOR</w:t>
+      </w:r>
+      <w:r>
+        <w:rPr>
+          <w:lang w:val="en-US"/>
+        </w:rPr>
+        <w:t xml:space="preserve"> (part 2.1A in the assignment). In addition, she was responsible for most of the README file.</w:t>
+      </w:r>
     </w:p>
     <w:p>
       <w:pPr>
@@ -455,7 +369,7 @@
         <w:kern w:val="2"/>
         <w:sz w:val="24"/>
         <w:szCs w:val="24"/>
-        <w:lang w:val="en-NL" w:eastAsia="en-US" w:bidi="ar-SA"/>
+        <w:lang w:eastAsia="en-US" w:bidi="ar-SA"/>
         <w14:ligatures w14:val="standardContextual"/>
       </w:rPr>
     </w:rPrDefault>

--- a/Assignment2/Figures/Team_effort_distribution_template.docx
+++ b/Assignment2/Figures/Team_effort_distribution_template.docx
@@ -197,7 +197,25 @@
         <w:rPr>
           <w:lang w:val="en-US"/>
         </w:rPr>
-        <w:t xml:space="preserve">Alara Karadeniz was responsible for the coding and all writing that involves the Monte Carlo DLA (2.2 C,D in the assignment) as well as </w:t>
+        <w:t xml:space="preserve">Alara Karadeniz was responsible for the coding and all writing that involves </w:t>
+      </w:r>
+      <w:r>
+        <w:rPr>
+          <w:lang w:val="en-US"/>
+        </w:rPr>
+        <w:t xml:space="preserve">DLA SOR </w:t>
+      </w:r>
+      <w:r>
+        <w:rPr>
+          <w:lang w:val="en-US"/>
+        </w:rPr>
+        <w:t xml:space="preserve">2.1 B and </w:t>
+      </w:r>
+      <w:r>
+        <w:rPr>
+          <w:lang w:val="en-US"/>
+        </w:rPr>
+        <w:t xml:space="preserve">Monte Carlo DLA (2.2 C,D in the assignment) as well as </w:t>
       </w:r>
       <w:r>
         <w:rPr>
@@ -209,7 +227,7 @@
         <w:rPr>
           <w:lang w:val="en-US"/>
         </w:rPr>
-        <w:t>. In addition, she was responsible for most of the README file.</w:t>
+        <w:t>.</w:t>
       </w:r>
     </w:p>
     <w:p>
@@ -241,7 +259,33 @@
         <w:rPr>
           <w:lang w:val="en-US"/>
         </w:rPr>
-        <w:t xml:space="preserve"> (part 2.1A in the assignment). In addition, she was responsible for most of the README file.</w:t>
+        <w:t xml:space="preserve"> (part 2.1A in the assignment</w:t>
+      </w:r>
+      <w:r>
+        <w:rPr>
+          <w:lang w:val="en-US"/>
+        </w:rPr>
+        <w:t xml:space="preserve">). </w:t>
+      </w:r>
+    </w:p>
+    <w:p>
+      <w:pPr>
+        <w:rPr>
+          <w:lang w:val="en-US"/>
+        </w:rPr>
+      </w:pPr>
+    </w:p>
+    <w:p>
+      <w:pPr>
+        <w:rPr>
+          <w:lang w:val="en-US"/>
+        </w:rPr>
+      </w:pPr>
+      <w:r>
+        <w:rPr>
+          <w:lang w:val="en-US"/>
+        </w:rPr>
+        <w:t xml:space="preserve">The readme file was written by all members of the team. </w:t>
       </w:r>
     </w:p>
     <w:p>
@@ -369,7 +413,7 @@
         <w:kern w:val="2"/>
         <w:sz w:val="24"/>
         <w:szCs w:val="24"/>
-        <w:lang w:eastAsia="en-US" w:bidi="ar-SA"/>
+        <w:lang w:val="en-GB" w:eastAsia="en-US" w:bidi="ar-SA"/>
         <w14:ligatures w14:val="standardContextual"/>
       </w:rPr>
     </w:rPrDefault>

--- a/Assignment2/Figures/Team_effort_distribution_template.docx
+++ b/Assignment2/Figures/Team_effort_distribution_template.docx
@@ -209,7 +209,25 @@
         <w:rPr>
           <w:lang w:val="en-US"/>
         </w:rPr>
-        <w:t xml:space="preserve">2.1 B and </w:t>
+        <w:t>(</w:t>
+      </w:r>
+      <w:r>
+        <w:rPr>
+          <w:lang w:val="en-US"/>
+        </w:rPr>
+        <w:t>2.1 B</w:t>
+      </w:r>
+      <w:r>
+        <w:rPr>
+          <w:lang w:val="en-US"/>
+        </w:rPr>
+        <w:t xml:space="preserve">) </w:t>
+      </w:r>
+      <w:r>
+        <w:rPr>
+          <w:lang w:val="en-US"/>
+        </w:rPr>
+        <w:t xml:space="preserve">and </w:t>
       </w:r>
       <w:r>
         <w:rPr>
@@ -345,6 +363,18 @@
         </w:rPr>
         <w:t xml:space="preserve">: </w:t>
       </w:r>
+      <w:r>
+        <w:rPr>
+          <w:lang w:val="en-US"/>
+        </w:rPr>
+        <w:t xml:space="preserve">08.03.2026 - </w:t>
+      </w:r>
+      <w:r>
+        <w:rPr>
+          <w:lang w:val="en-US"/>
+        </w:rPr>
+        <w:t>15:04</w:t>
+      </w:r>
     </w:p>
     <w:p>
       <w:pPr>
@@ -393,6 +423,48 @@
           <w:lang w:val="en-US"/>
         </w:rPr>
       </w:pPr>
+      <w:r>
+        <w:rPr>
+          <w:b/>
+          <w:bCs/>
+          <w:lang w:val="en-US"/>
+        </w:rPr>
+        <w:drawing>
+          <wp:inline distT="0" distB="0" distL="0" distR="0" wp14:anchorId="42E80F43" wp14:editId="52E95824">
+            <wp:extent cx="5731510" cy="1028065"/>
+            <wp:effectExtent l="0" t="0" r="2540" b="635"/>
+            <wp:docPr id="1233181173" name="Picture 1" descr="A computer screen with numbers and letters&#10;&#10;AI-generated content may be incorrect."/>
+            <wp:cNvGraphicFramePr>
+              <a:graphicFrameLocks xmlns:a="http://schemas.openxmlformats.org/drawingml/2006/main" noChangeAspect="1"/>
+            </wp:cNvGraphicFramePr>
+            <a:graphic xmlns:a="http://schemas.openxmlformats.org/drawingml/2006/main">
+              <a:graphicData uri="http://schemas.openxmlformats.org/drawingml/2006/picture">
+                <pic:pic xmlns:pic="http://schemas.openxmlformats.org/drawingml/2006/picture">
+                  <pic:nvPicPr>
+                    <pic:cNvPr id="1233181173" name="Picture 1" descr="A computer screen with numbers and letters&#10;&#10;AI-generated content may be incorrect."/>
+                    <pic:cNvPicPr/>
+                  </pic:nvPicPr>
+                  <pic:blipFill>
+                    <a:blip r:embed="rId5"/>
+                    <a:stretch>
+                      <a:fillRect/>
+                    </a:stretch>
+                  </pic:blipFill>
+                  <pic:spPr>
+                    <a:xfrm>
+                      <a:off x="0" y="0"/>
+                      <a:ext cx="5731510" cy="1028065"/>
+                    </a:xfrm>
+                    <a:prstGeom prst="rect">
+                      <a:avLst/>
+                    </a:prstGeom>
+                  </pic:spPr>
+                </pic:pic>
+              </a:graphicData>
+            </a:graphic>
+          </wp:inline>
+        </w:drawing>
+      </w:r>
     </w:p>
     <w:sectPr>
       <w:pgSz w:w="11906" w:h="16838"/>
